--- a/templates/0 rekvizitai.docx
+++ b/templates/0 rekvizitai.docx
@@ -108,7 +108,27 @@
                 <w:sz w:val="24"/>
                 <w:szCs w:val="24"/>
               </w:rPr>
-              <w:t>${company}</w:t>
+              <w:t>${</w:t>
+            </w:r>
+            <w:r>
+              <w:rPr>
+                <w:rFonts w:ascii="Times New Roman" w:hAnsi="Times New Roman"/>
+                <w:b/>
+                <w:bCs/>
+                <w:sz w:val="24"/>
+                <w:szCs w:val="24"/>
+              </w:rPr>
+              <w:t>kompanija</w:t>
+            </w:r>
+            <w:r>
+              <w:rPr>
+                <w:rFonts w:ascii="Times New Roman" w:hAnsi="Times New Roman"/>
+                <w:b/>
+                <w:bCs/>
+                <w:sz w:val="24"/>
+                <w:szCs w:val="24"/>
+              </w:rPr>
+              <w:t>}</w:t>
             </w:r>
           </w:p>
         </w:tc>
@@ -174,7 +194,37 @@
                 <w:sz w:val="24"/>
                 <w:szCs w:val="24"/>
               </w:rPr>
-              <w:t>${companyType}</w:t>
+              <w:t>${</w:t>
+            </w:r>
+            <w:r>
+              <w:rPr>
+                <w:rFonts w:ascii="Times New Roman" w:hAnsi="Times New Roman"/>
+                <w:b/>
+                <w:bCs/>
+                <w:sz w:val="24"/>
+                <w:szCs w:val="24"/>
+              </w:rPr>
+              <w:t>tip</w:t>
+            </w:r>
+            <w:r>
+              <w:rPr>
+                <w:rFonts w:ascii="Times New Roman" w:hAnsi="Times New Roman"/>
+                <w:b/>
+                <w:bCs/>
+                <w:sz w:val="24"/>
+                <w:szCs w:val="24"/>
+              </w:rPr>
+              <w:t>as</w:t>
+            </w:r>
+            <w:r>
+              <w:rPr>
+                <w:rFonts w:ascii="Times New Roman" w:hAnsi="Times New Roman"/>
+                <w:b/>
+                <w:bCs/>
+                <w:sz w:val="24"/>
+                <w:szCs w:val="24"/>
+              </w:rPr>
+              <w:t>}</w:t>
             </w:r>
           </w:p>
         </w:tc>
@@ -257,7 +307,27 @@
                 <w:sz w:val="24"/>
                 <w:szCs w:val="24"/>
               </w:rPr>
-              <w:t>${address}</w:t>
+              <w:t>${</w:t>
+            </w:r>
+            <w:r>
+              <w:rPr>
+                <w:rFonts w:ascii="Times New Roman" w:hAnsi="Times New Roman"/>
+                <w:b/>
+                <w:bCs/>
+                <w:sz w:val="24"/>
+                <w:szCs w:val="24"/>
+              </w:rPr>
+              <w:t>adresas</w:t>
+            </w:r>
+            <w:r>
+              <w:rPr>
+                <w:rFonts w:ascii="Times New Roman" w:hAnsi="Times New Roman"/>
+                <w:b/>
+                <w:bCs/>
+                <w:sz w:val="24"/>
+                <w:szCs w:val="24"/>
+              </w:rPr>
+              <w:t>}</w:t>
             </w:r>
           </w:p>
         </w:tc>
@@ -281,13 +351,13 @@
           <w:p>
             <w:pPr>
               <w:spacing w:after="0" w:line="240" w:lineRule="auto"/>
-              <w:ind w:left="64"/>
-              <w:rPr>
-                <w:rFonts w:ascii="Times New Roman" w:hAnsi="Times New Roman"/>
-                <w:b/>
-                <w:bCs/>
-                <w:sz w:val="24"/>
-                <w:szCs w:val="24"/>
+              <w:rPr>
+                <w:rFonts w:ascii="Times New Roman" w:hAnsi="Times New Roman"/>
+                <w:b/>
+                <w:bCs/>
+                <w:sz w:val="24"/>
+                <w:szCs w:val="24"/>
+                <w:lang w:val="en-US"/>
               </w:rPr>
             </w:pPr>
             <w:r>
@@ -298,7 +368,17 @@
                 <w:sz w:val="24"/>
                 <w:szCs w:val="24"/>
               </w:rPr>
-              <w:t xml:space="preserve">Miestas </w:t>
+              <w:t xml:space="preserve"> ${}</w:t>
+            </w:r>
+            <w:r>
+              <w:rPr>
+                <w:rFonts w:ascii="Times New Roman" w:hAnsi="Times New Roman"/>
+                <w:b/>
+                <w:bCs/>
+                <w:sz w:val="24"/>
+                <w:szCs w:val="24"/>
+              </w:rPr>
+              <w:t>???</w:t>
             </w:r>
           </w:p>
         </w:tc>
@@ -343,7 +423,23 @@
                 <w:sz w:val="24"/>
                 <w:szCs w:val="24"/>
               </w:rPr>
-              <w:t>${CityOrDistrict}</w:t>
+              <w:t>${</w:t>
+            </w:r>
+            <w:r>
+              <w:rPr>
+                <w:rFonts w:ascii="Times New Roman" w:hAnsi="Times New Roman"/>
+                <w:sz w:val="24"/>
+                <w:szCs w:val="24"/>
+              </w:rPr>
+              <w:t>tipas</w:t>
+            </w:r>
+            <w:r>
+              <w:rPr>
+                <w:rFonts w:ascii="Times New Roman" w:hAnsi="Times New Roman"/>
+                <w:sz w:val="24"/>
+                <w:szCs w:val="24"/>
+              </w:rPr>
+              <w:t>}</w:t>
             </w:r>
           </w:p>
         </w:tc>
@@ -426,7 +522,27 @@
                 <w:sz w:val="24"/>
                 <w:szCs w:val="24"/>
               </w:rPr>
-              <w:t>${code} </w:t>
+              <w:t>${</w:t>
+            </w:r>
+            <w:r>
+              <w:rPr>
+                <w:rFonts w:ascii="Times New Roman" w:hAnsi="Times New Roman"/>
+                <w:b/>
+                <w:bCs/>
+                <w:sz w:val="24"/>
+                <w:szCs w:val="24"/>
+              </w:rPr>
+              <w:t>kodas</w:t>
+            </w:r>
+            <w:r>
+              <w:rPr>
+                <w:rFonts w:ascii="Times New Roman" w:hAnsi="Times New Roman"/>
+                <w:b/>
+                <w:bCs/>
+                <w:sz w:val="24"/>
+                <w:szCs w:val="24"/>
+              </w:rPr>
+              <w:t>} </w:t>
             </w:r>
           </w:p>
         </w:tc>
@@ -460,17 +576,27 @@
                 <w:sz w:val="24"/>
                 <w:szCs w:val="24"/>
               </w:rPr>
-              <w:t>Vadovas</w:t>
-            </w:r>
-            <w:r>
-              <w:rPr>
-                <w:rFonts w:ascii="Times New Roman" w:hAnsi="Times New Roman"/>
-                <w:b/>
-                <w:bCs/>
-                <w:sz w:val="24"/>
-                <w:szCs w:val="24"/>
-              </w:rPr>
-              <w:t xml:space="preserve"> </w:t>
+              <w:t>${</w:t>
+            </w:r>
+            <w:r>
+              <w:rPr>
+                <w:rFonts w:ascii="Times New Roman" w:hAnsi="Times New Roman"/>
+                <w:b/>
+                <w:bCs/>
+                <w:sz w:val="24"/>
+                <w:szCs w:val="24"/>
+              </w:rPr>
+              <w:t>vadovas</w:t>
+            </w:r>
+            <w:r>
+              <w:rPr>
+                <w:rFonts w:ascii="Times New Roman" w:hAnsi="Times New Roman"/>
+                <w:b/>
+                <w:bCs/>
+                <w:sz w:val="24"/>
+                <w:szCs w:val="24"/>
+              </w:rPr>
+              <w:t>}</w:t>
             </w:r>
           </w:p>
         </w:tc>
@@ -506,7 +632,23 @@
                 <w:sz w:val="24"/>
                 <w:szCs w:val="24"/>
               </w:rPr>
-              <w:t>${managerFirstName}</w:t>
+              <w:t>${</w:t>
+            </w:r>
+            <w:r>
+              <w:rPr>
+                <w:rFonts w:ascii="Times New Roman" w:hAnsi="Times New Roman"/>
+                <w:sz w:val="24"/>
+                <w:szCs w:val="24"/>
+              </w:rPr>
+              <w:t>vardas</w:t>
+            </w:r>
+            <w:r>
+              <w:rPr>
+                <w:rFonts w:ascii="Times New Roman" w:hAnsi="Times New Roman"/>
+                <w:sz w:val="24"/>
+                <w:szCs w:val="24"/>
+              </w:rPr>
+              <w:t>}</w:t>
             </w:r>
             <w:r>
               <w:rPr>
@@ -522,7 +664,23 @@
                 <w:sz w:val="24"/>
                 <w:szCs w:val="24"/>
               </w:rPr>
-              <w:t>${managerLastName}</w:t>
+              <w:t>${</w:t>
+            </w:r>
+            <w:r>
+              <w:rPr>
+                <w:rFonts w:ascii="Times New Roman" w:hAnsi="Times New Roman"/>
+                <w:sz w:val="24"/>
+                <w:szCs w:val="24"/>
+              </w:rPr>
+              <w:t>pavarde</w:t>
+            </w:r>
+            <w:r>
+              <w:rPr>
+                <w:rFonts w:ascii="Times New Roman" w:hAnsi="Times New Roman"/>
+                <w:sz w:val="24"/>
+                <w:szCs w:val="24"/>
+              </w:rPr>
+              <w:t>}</w:t>
             </w:r>
           </w:p>
         </w:tc>
@@ -603,7 +761,23 @@
                 <w:sz w:val="24"/>
                 <w:szCs w:val="24"/>
               </w:rPr>
-              <w:t>${documentDate}</w:t>
+              <w:t>${</w:t>
+            </w:r>
+            <w:r>
+              <w:rPr>
+                <w:rFonts w:ascii="Times New Roman" w:hAnsi="Times New Roman"/>
+                <w:sz w:val="24"/>
+                <w:szCs w:val="24"/>
+              </w:rPr>
+              <w:t>data</w:t>
+            </w:r>
+            <w:r>
+              <w:rPr>
+                <w:rFonts w:ascii="Times New Roman" w:hAnsi="Times New Roman"/>
+                <w:sz w:val="24"/>
+                <w:szCs w:val="24"/>
+              </w:rPr>
+              <w:t>}</w:t>
             </w:r>
           </w:p>
         </w:tc>
@@ -680,7 +854,31 @@
                 <w:sz w:val="24"/>
                 <w:szCs w:val="24"/>
               </w:rPr>
-              <w:t>${gender}</w:t>
+              <w:t>${</w:t>
+            </w:r>
+            <w:r>
+              <w:rPr>
+                <w:rFonts w:ascii="Times New Roman" w:hAnsi="Times New Roman"/>
+                <w:sz w:val="24"/>
+                <w:szCs w:val="24"/>
+              </w:rPr>
+              <w:t>lytis</w:t>
+            </w:r>
+            <w:r>
+              <w:rPr>
+                <w:rFonts w:ascii="Times New Roman" w:hAnsi="Times New Roman"/>
+                <w:sz w:val="24"/>
+                <w:szCs w:val="24"/>
+              </w:rPr>
+              <w:t>}</w:t>
+            </w:r>
+            <w:r>
+              <w:rPr>
+                <w:rFonts w:ascii="Times New Roman" w:hAnsi="Times New Roman"/>
+                <w:sz w:val="24"/>
+                <w:szCs w:val="24"/>
+              </w:rPr>
+              <w:t>???</w:t>
             </w:r>
           </w:p>
         </w:tc>
@@ -1671,6 +1869,7 @@
   <w:style w:type="character" w:default="1" w:styleId="DefaultParagraphFont">
     <w:name w:val="Default Paragraph Font"/>
     <w:uiPriority w:val="1"/>
+    <w:semiHidden/>
     <w:unhideWhenUsed/>
   </w:style>
   <w:style w:type="table" w:default="1" w:styleId="TableNormal">
